--- a/General/SLR 12 craig and dave lesson 1.docx
+++ b/General/SLR 12 craig and dave lesson 1.docx
@@ -4,10 +4,13 @@
   <w:body>
     <w:p>
       <w:r>
+        <w:rPr>
+          <w:noProof/>
+        </w:rPr>
         <w:drawing>
-          <wp:inline distT="0" distB="0" distL="0" distR="0" wp14:anchorId="21DAD510" wp14:editId="13810C56">
-            <wp:extent cx="5731510" cy="5187315"/>
-            <wp:effectExtent l="0" t="0" r="2540" b="0"/>
+          <wp:inline distT="0" distB="0" distL="0" distR="0" wp14:anchorId="21DAD510" wp14:editId="799D089A">
+            <wp:extent cx="4457700" cy="4034451"/>
+            <wp:effectExtent l="0" t="0" r="0" b="4445"/>
             <wp:docPr id="924536494" name="Picture 1"/>
             <wp:cNvGraphicFramePr>
               <a:graphicFrameLocks xmlns:a="http://schemas.openxmlformats.org/drawingml/2006/main" noChangeAspect="1"/>
@@ -28,7 +31,7 @@
                   <pic:spPr>
                     <a:xfrm>
                       <a:off x="0" y="0"/>
-                      <a:ext cx="5731510" cy="5187315"/>
+                      <a:ext cx="4468158" cy="4043916"/>
                     </a:xfrm>
                     <a:prstGeom prst="rect">
                       <a:avLst/>
@@ -134,7 +137,6 @@
     <w:p/>
     <w:p>
       <w:r>
-        <w:lastRenderedPageBreak/>
         <w:t>&lt;</w:t>
       </w:r>
       <w:proofErr w:type="spellStart"/>
@@ -168,7 +170,205 @@
       </w:r>
     </w:p>
     <w:p/>
+    <w:p>
+      <w:pPr>
+        <w:rPr>
+          <w:sz w:val="32"/>
+          <w:szCs w:val="32"/>
+          <w:u w:val="single"/>
+        </w:rPr>
+      </w:pPr>
+      <w:r>
+        <w:rPr>
+          <w:sz w:val="32"/>
+          <w:szCs w:val="32"/>
+          <w:u w:val="single"/>
+        </w:rPr>
+        <w:t>Cascading style sheets</w:t>
+      </w:r>
+      <w:r>
+        <w:rPr>
+          <w:sz w:val="32"/>
+          <w:szCs w:val="32"/>
+          <w:u w:val="single"/>
+        </w:rPr>
+        <w:t xml:space="preserve"> (CSS)</w:t>
+      </w:r>
+    </w:p>
+    <w:p>
+      <w:r>
+        <w:t>Describes how HTML elements are to be displayed on screen or other media.</w:t>
+      </w:r>
+    </w:p>
+    <w:p>
+      <w:r>
+        <w:drawing>
+          <wp:inline distT="0" distB="0" distL="0" distR="0" wp14:anchorId="18CD53C6" wp14:editId="464A3C92">
+            <wp:extent cx="5731510" cy="3992245"/>
+            <wp:effectExtent l="0" t="0" r="2540" b="8255"/>
+            <wp:docPr id="298416581" name="Picture 1"/>
+            <wp:cNvGraphicFramePr>
+              <a:graphicFrameLocks xmlns:a="http://schemas.openxmlformats.org/drawingml/2006/main" noChangeAspect="1"/>
+            </wp:cNvGraphicFramePr>
+            <a:graphic xmlns:a="http://schemas.openxmlformats.org/drawingml/2006/main">
+              <a:graphicData uri="http://schemas.openxmlformats.org/drawingml/2006/picture">
+                <pic:pic xmlns:pic="http://schemas.openxmlformats.org/drawingml/2006/picture">
+                  <pic:nvPicPr>
+                    <pic:cNvPr id="298416581" name=""/>
+                    <pic:cNvPicPr/>
+                  </pic:nvPicPr>
+                  <pic:blipFill>
+                    <a:blip r:embed="rId5"/>
+                    <a:stretch>
+                      <a:fillRect/>
+                    </a:stretch>
+                  </pic:blipFill>
+                  <pic:spPr>
+                    <a:xfrm>
+                      <a:off x="0" y="0"/>
+                      <a:ext cx="5731510" cy="3992245"/>
+                    </a:xfrm>
+                    <a:prstGeom prst="rect">
+                      <a:avLst/>
+                    </a:prstGeom>
+                  </pic:spPr>
+                </pic:pic>
+              </a:graphicData>
+            </a:graphic>
+          </wp:inline>
+        </w:drawing>
+      </w:r>
+    </w:p>
+    <w:p>
+      <w:r>
+        <w:t>&lt;Style&gt;</w:t>
+      </w:r>
+    </w:p>
+    <w:p>
+      <w:pPr>
+        <w:rPr>
+          <w:b/>
+          <w:bCs/>
+        </w:rPr>
+      </w:pPr>
+      <w:r>
+        <w:rPr>
+          <w:b/>
+          <w:bCs/>
+        </w:rPr>
+        <w:drawing>
+          <wp:inline distT="0" distB="0" distL="0" distR="0" wp14:anchorId="5A23667E" wp14:editId="24B2A174">
+            <wp:extent cx="5731510" cy="465455"/>
+            <wp:effectExtent l="0" t="0" r="2540" b="0"/>
+            <wp:docPr id="1071902089" name="Picture 1"/>
+            <wp:cNvGraphicFramePr>
+              <a:graphicFrameLocks xmlns:a="http://schemas.openxmlformats.org/drawingml/2006/main" noChangeAspect="1"/>
+            </wp:cNvGraphicFramePr>
+            <a:graphic xmlns:a="http://schemas.openxmlformats.org/drawingml/2006/main">
+              <a:graphicData uri="http://schemas.openxmlformats.org/drawingml/2006/picture">
+                <pic:pic xmlns:pic="http://schemas.openxmlformats.org/drawingml/2006/picture">
+                  <pic:nvPicPr>
+                    <pic:cNvPr id="1071902089" name=""/>
+                    <pic:cNvPicPr/>
+                  </pic:nvPicPr>
+                  <pic:blipFill>
+                    <a:blip r:embed="rId6"/>
+                    <a:stretch>
+                      <a:fillRect/>
+                    </a:stretch>
+                  </pic:blipFill>
+                  <pic:spPr>
+                    <a:xfrm>
+                      <a:off x="0" y="0"/>
+                      <a:ext cx="5731510" cy="465455"/>
+                    </a:xfrm>
+                    <a:prstGeom prst="rect">
+                      <a:avLst/>
+                    </a:prstGeom>
+                  </pic:spPr>
+                </pic:pic>
+              </a:graphicData>
+            </a:graphic>
+          </wp:inline>
+        </w:drawing>
+      </w:r>
+    </w:p>
+    <w:p>
+      <w:r>
+        <w:t>Can hold multiple fonts as backups</w:t>
+      </w:r>
+    </w:p>
     <w:p/>
+    <w:p>
+      <w:r>
+        <w:t>CSS can be external in a .</w:t>
+      </w:r>
+      <w:proofErr w:type="spellStart"/>
+      <w:r>
+        <w:t>css</w:t>
+      </w:r>
+      <w:proofErr w:type="spellEnd"/>
+      <w:r>
+        <w:t xml:space="preserve"> file</w:t>
+      </w:r>
+    </w:p>
+    <w:p>
+      <w:r>
+        <w:t>External files must be linked with &lt;link&gt;</w:t>
+      </w:r>
+    </w:p>
+    <w:p>
+      <w:r>
+        <w:drawing>
+          <wp:inline distT="0" distB="0" distL="0" distR="0" wp14:anchorId="6413E0C4" wp14:editId="25BE2414">
+            <wp:extent cx="5731510" cy="361315"/>
+            <wp:effectExtent l="0" t="0" r="2540" b="635"/>
+            <wp:docPr id="1859987566" name="Picture 1"/>
+            <wp:cNvGraphicFramePr>
+              <a:graphicFrameLocks xmlns:a="http://schemas.openxmlformats.org/drawingml/2006/main" noChangeAspect="1"/>
+            </wp:cNvGraphicFramePr>
+            <a:graphic xmlns:a="http://schemas.openxmlformats.org/drawingml/2006/main">
+              <a:graphicData uri="http://schemas.openxmlformats.org/drawingml/2006/picture">
+                <pic:pic xmlns:pic="http://schemas.openxmlformats.org/drawingml/2006/picture">
+                  <pic:nvPicPr>
+                    <pic:cNvPr id="1859987566" name=""/>
+                    <pic:cNvPicPr/>
+                  </pic:nvPicPr>
+                  <pic:blipFill>
+                    <a:blip r:embed="rId7"/>
+                    <a:stretch>
+                      <a:fillRect/>
+                    </a:stretch>
+                  </pic:blipFill>
+                  <pic:spPr>
+                    <a:xfrm>
+                      <a:off x="0" y="0"/>
+                      <a:ext cx="5731510" cy="361315"/>
+                    </a:xfrm>
+                    <a:prstGeom prst="rect">
+                      <a:avLst/>
+                    </a:prstGeom>
+                  </pic:spPr>
+                </pic:pic>
+              </a:graphicData>
+            </a:graphic>
+          </wp:inline>
+        </w:drawing>
+      </w:r>
+    </w:p>
+    <w:p>
+      <w:r>
+        <w:t xml:space="preserve">Classes can be made in the external file, with different fonts and their attributes. </w:t>
+      </w:r>
+    </w:p>
+    <w:p>
+      <w:pPr>
+        <w:rPr>
+          <w:b/>
+          <w:bCs/>
+        </w:rPr>
+      </w:pPr>
+    </w:p>
     <w:sectPr>
       <w:pgSz w:w="11906" w:h="16838"/>
       <w:pgMar w:top="1440" w:right="1440" w:bottom="1440" w:left="1440" w:header="708" w:footer="708" w:gutter="0"/>
